--- a/L1SignalFabric/docs/L1_SignalFabric_Test.docx
+++ b/L1SignalFabric/docs/L1_SignalFabric_Test.docx
@@ -1979,7 +1979,7 @@
     </w:p>
     <w:p>
       <w:r>
-        <w:t xml:space="preserve">  file consumed) — distinguishes from Conduit's batch </w:t>
+        <w:t xml:space="preserve">  file consumed) — distinguishes from the upstream batch </w:t>
       </w:r>
       <w:r>
         <w:rPr>
